--- a/hin/docx/010.content.docx
+++ b/hin/docx/010.content.docx
@@ -273,18 +273,12 @@
         </w:rPr>
         <w:t xml:space="preserve"> उत्तरी </w:t>
       </w:r>
-      <w:hyperlink r:id="rId13">
-        <w:r>
-          <w:rPr>
-            <w:lang w:val="hi_IN" w:bidi="hi_IN"/>
-          </w:rPr>
-          <w:rPr>
-            <w:color w:val="0000EE"/>
-            <w:u w:val="single"/>
-          </w:rPr>
-          <w:t>इस्राएल</w:t>
-        </w:r>
-      </w:hyperlink>
+      <w:r>
+        <w:rPr>
+          <w:lang w:val="hi_IN" w:bidi="hi_IN"/>
+        </w:rPr>
+        <w:t>इस्राएल</w:t>
+      </w:r>
       <w:r>
         <w:rPr>
           <w:lang w:val="hi_IN" w:bidi="hi_IN"/>
@@ -293,7 +287,6 @@
       </w:r>
       <w:r>
         <w:rPr>
-          <w:b/>
           <w:lang w:val="hi_IN" w:bidi="hi_IN"/>
         </w:rPr>
         <w:t>चेले</w:t>
@@ -304,18 +297,12 @@
         </w:rPr>
         <w:t xml:space="preserve"> गलील से थे। गलील के ज़्यादातर भाग पहाड़ी हैं, जहाँ छोटी-छोटी पहाड़ियाँ हैं। गलील के पूर्व या दाईं ओर, एक बड़ी झील है जिसे </w:t>
       </w:r>
-      <w:hyperlink r:id="rId14">
-        <w:r>
-          <w:rPr>
-            <w:lang w:val="hi_IN" w:bidi="hi_IN"/>
-          </w:rPr>
-          <w:rPr>
-            <w:color w:val="0000EE"/>
-            <w:u w:val="single"/>
-          </w:rPr>
-          <w:t>गलील की झील</w:t>
-        </w:r>
-      </w:hyperlink>
+      <w:r>
+        <w:rPr>
+          <w:lang w:val="hi_IN" w:bidi="hi_IN"/>
+        </w:rPr>
+        <w:t>गलील की झील</w:t>
+      </w:r>
       <w:r>
         <w:rPr>
           <w:lang w:val="hi_IN" w:bidi="hi_IN"/>
@@ -362,18 +349,12 @@
         </w:rPr>
         <w:t xml:space="preserve">यीशु के समय में, इस्राएल एक स्वतंत्र </w:t>
       </w:r>
-      <w:hyperlink r:id="rId15">
-        <w:r>
-          <w:rPr>
-            <w:lang w:val="hi_IN" w:bidi="hi_IN"/>
-          </w:rPr>
-          <w:rPr>
-            <w:color w:val="0000EE"/>
-            <w:u w:val="single"/>
-          </w:rPr>
-          <w:t>राष्ट्र</w:t>
-        </w:r>
-      </w:hyperlink>
+      <w:r>
+        <w:rPr>
+          <w:lang w:val="hi_IN" w:bidi="hi_IN"/>
+        </w:rPr>
+        <w:t>राष्ट्र</w:t>
+      </w:r>
       <w:r>
         <w:rPr>
           <w:lang w:val="hi_IN" w:bidi="hi_IN"/>
@@ -407,72 +388,49 @@
         </w:rPr>
         <w:t xml:space="preserve">इस्राएल के दूसरे इलाके </w:t>
       </w:r>
-      <w:hyperlink r:id="rId16">
-        <w:r>
-          <w:rPr>
-            <w:lang w:val="hi_IN" w:bidi="hi_IN"/>
-          </w:rPr>
-          <w:rPr>
-            <w:color w:val="0000EE"/>
-            <w:u w:val="single"/>
-          </w:rPr>
-          <w:t>यहूदिया</w:t>
-        </w:r>
-      </w:hyperlink>
+      <w:r>
+        <w:rPr>
+          <w:lang w:val="hi_IN" w:bidi="hi_IN"/>
+        </w:rPr>
+        <w:t>यहूदिया</w:t>
+      </w:r>
       <w:r>
         <w:rPr>
           <w:lang w:val="hi_IN" w:bidi="hi_IN"/>
         </w:rPr>
         <w:t xml:space="preserve"> और </w:t>
       </w:r>
-      <w:hyperlink r:id="rId17">
-        <w:r>
-          <w:rPr>
-            <w:lang w:val="hi_IN" w:bidi="hi_IN"/>
-          </w:rPr>
-          <w:rPr>
-            <w:color w:val="0000EE"/>
-            <w:u w:val="single"/>
-          </w:rPr>
-          <w:t>सामरिया</w:t>
-        </w:r>
-      </w:hyperlink>
+      <w:r>
+        <w:rPr>
+          <w:b/>
+          <w:lang w:val="hi_IN" w:bidi="hi_IN"/>
+        </w:rPr>
+        <w:t>सामरिया</w:t>
+      </w:r>
       <w:r>
         <w:rPr>
           <w:lang w:val="hi_IN" w:bidi="hi_IN"/>
         </w:rPr>
         <w:t xml:space="preserve"> थे। गलील उत्तर में था, यहूदिया दक्षिण में था, और सामरिया बीच में था। यहूदिया वह जगह थी जहाँ सबसे महत्वपूर्ण शहर, </w:t>
       </w:r>
-      <w:hyperlink r:id="rId18">
-        <w:r>
-          <w:rPr>
-            <w:lang w:val="hi_IN" w:bidi="hi_IN"/>
-          </w:rPr>
-          <w:rPr>
-            <w:color w:val="0000EE"/>
-            <w:u w:val="single"/>
-          </w:rPr>
-          <w:t>यरूशलेम</w:t>
-        </w:r>
-      </w:hyperlink>
+      <w:r>
+        <w:rPr>
+          <w:lang w:val="hi_IN" w:bidi="hi_IN"/>
+        </w:rPr>
+        <w:t>यरूशलेम</w:t>
+      </w:r>
       <w:r>
         <w:rPr>
           <w:lang w:val="hi_IN" w:bidi="hi_IN"/>
         </w:rPr>
         <w:t xml:space="preserve"> था, और इसलिए वहीं परमेश्वर का </w:t>
       </w:r>
-      <w:hyperlink r:id="rId19">
-        <w:r>
-          <w:rPr>
-            <w:lang w:val="hi_IN" w:bidi="hi_IN"/>
-          </w:rPr>
-          <w:rPr>
-            <w:color w:val="0000EE"/>
-            <w:u w:val="single"/>
-          </w:rPr>
-          <w:t>मन्दिर</w:t>
-        </w:r>
-      </w:hyperlink>
+      <w:r>
+        <w:rPr>
+          <w:lang w:val="hi_IN" w:bidi="hi_IN"/>
+        </w:rPr>
+        <w:t>मन्दिर</w:t>
+      </w:r>
       <w:r>
         <w:rPr>
           <w:lang w:val="hi_IN" w:bidi="hi_IN"/>
@@ -481,7 +439,6 @@
       </w:r>
       <w:r>
         <w:rPr>
-          <w:b/>
           <w:lang w:val="hi_IN" w:bidi="hi_IN"/>
         </w:rPr>
         <w:t>यहूदी</w:t>
@@ -547,36 +504,24 @@
         </w:rPr>
         <w:t xml:space="preserve"> इस्राएल के उत्तर में स्थित एक समुद्र, या </w:t>
       </w:r>
-      <w:hyperlink r:id="rId13">
-        <w:r>
-          <w:rPr>
-            <w:lang w:val="hi_IN" w:bidi="hi_IN"/>
-          </w:rPr>
-          <w:rPr>
-            <w:color w:val="0000EE"/>
-            <w:u w:val="single"/>
-          </w:rPr>
-          <w:t>झील</w:t>
-        </w:r>
-      </w:hyperlink>
+      <w:r>
+        <w:rPr>
+          <w:lang w:val="hi_IN" w:bidi="hi_IN"/>
+        </w:rPr>
+        <w:t>झील</w:t>
+      </w:r>
       <w:r>
         <w:rPr>
           <w:lang w:val="hi_IN" w:bidi="hi_IN"/>
         </w:rPr>
         <w:t xml:space="preserve"> है। नए नियम में, गलील की झील के पास वाले देश के हिस्से को </w:t>
       </w:r>
-      <w:hyperlink r:id="rId20">
-        <w:r>
-          <w:rPr>
-            <w:lang w:val="hi_IN" w:bidi="hi_IN"/>
-          </w:rPr>
-          <w:rPr>
-            <w:color w:val="0000EE"/>
-            <w:u w:val="single"/>
-          </w:rPr>
-          <w:t>गलील</w:t>
-        </w:r>
-      </w:hyperlink>
+      <w:r>
+        <w:rPr>
+          <w:lang w:val="hi_IN" w:bidi="hi_IN"/>
+        </w:rPr>
+        <w:t>गलील</w:t>
+      </w:r>
       <w:r>
         <w:rPr>
           <w:lang w:val="hi_IN" w:bidi="hi_IN"/>
@@ -613,7 +558,6 @@
       </w:r>
       <w:r>
         <w:rPr>
-          <w:b/>
           <w:lang w:val="hi_IN" w:bidi="hi_IN"/>
         </w:rPr>
         <w:t>नावों</w:t>
@@ -672,18 +616,13 @@
         </w:rPr>
         <w:t xml:space="preserve">ये नाम उस क्षेत्र और उसके शहरों के लिए हैं, जो </w:t>
       </w:r>
-      <w:hyperlink r:id="rId14">
-        <w:r>
-          <w:rPr>
-            <w:lang w:val="hi_IN" w:bidi="hi_IN"/>
-          </w:rPr>
-          <w:rPr>
-            <w:color w:val="0000EE"/>
-            <w:u w:val="single"/>
-          </w:rPr>
-          <w:t>गलील की झील</w:t>
-        </w:r>
-      </w:hyperlink>
+      <w:r>
+        <w:rPr>
+          <w:b/>
+          <w:lang w:val="hi_IN" w:bidi="hi_IN"/>
+        </w:rPr>
+        <w:t>गलील की झील</w:t>
+      </w:r>
       <w:r>
         <w:rPr>
           <w:lang w:val="hi_IN" w:bidi="hi_IN"/>
@@ -703,18 +642,13 @@
         </w:rPr>
         <w:t xml:space="preserve"> नहीं थे। यह क्षेत्र </w:t>
       </w:r>
-      <w:hyperlink r:id="rId21">
-        <w:r>
-          <w:rPr>
-            <w:lang w:val="hi_IN" w:bidi="hi_IN"/>
-          </w:rPr>
-          <w:rPr>
-            <w:color w:val="0000EE"/>
-            <w:u w:val="single"/>
-          </w:rPr>
-          <w:t>दिकापुलिस</w:t>
-        </w:r>
-      </w:hyperlink>
+      <w:r>
+        <w:rPr>
+          <w:b/>
+          <w:lang w:val="hi_IN" w:bidi="hi_IN"/>
+        </w:rPr>
+        <w:t>दिकापुलिस</w:t>
+      </w:r>
       <w:r>
         <w:rPr>
           <w:lang w:val="hi_IN" w:bidi="hi_IN"/>
@@ -795,36 +729,25 @@
         </w:rPr>
         <w:t xml:space="preserve"> होता है: वह व्यक्ति जो लोगों को </w:t>
       </w:r>
-      <w:hyperlink r:id="rId22">
-        <w:r>
-          <w:rPr>
-            <w:lang w:val="hi_IN" w:bidi="hi_IN"/>
-          </w:rPr>
-          <w:rPr>
-            <w:color w:val="0000EE"/>
-            <w:u w:val="single"/>
-          </w:rPr>
-          <w:t>शास्त्रों</w:t>
-        </w:r>
-      </w:hyperlink>
+      <w:r>
+        <w:rPr>
+          <w:lang w:val="hi_IN" w:bidi="hi_IN"/>
+        </w:rPr>
+        <w:t>शास्त्रों</w:t>
+      </w:r>
       <w:r>
         <w:rPr>
           <w:lang w:val="hi_IN" w:bidi="hi_IN"/>
         </w:rPr>
         <w:t xml:space="preserve"> की व्याख्या करता है। लोग ऐसे गुरु के लिए अपनी भाषा में जो शब्द इस्तेमाल करते थे वह "</w:t>
       </w:r>
-      <w:hyperlink r:id="rId23">
-        <w:r>
-          <w:rPr>
-            <w:lang w:val="hi_IN" w:bidi="hi_IN"/>
-          </w:rPr>
-          <w:rPr>
-            <w:color w:val="0000EE"/>
-            <w:u w:val="single"/>
-          </w:rPr>
-          <w:t>रब्बी</w:t>
-        </w:r>
-      </w:hyperlink>
+      <w:r>
+        <w:rPr>
+          <w:b/>
+          <w:lang w:val="hi_IN" w:bidi="hi_IN"/>
+        </w:rPr>
+        <w:t>रब्बी</w:t>
+      </w:r>
       <w:r>
         <w:rPr>
           <w:lang w:val="hi_IN" w:bidi="hi_IN"/>
